--- a/ethics_submission/01_Research_Proposal_Form_6_Jouf_University.docx
+++ b/ethics_submission/01_Research_Proposal_Form_6_Jouf_University.docx
@@ -4823,7 +4823,7 @@
           <w:sz w:val="22"/>
           <w:szCs w:val="22"/>
         </w:rPr>
-        <w:t xml:space="preserve">A brief demographic form will be completed at each interview, and field notes will be written within 24 hours. Interview guides will be piloted with one woman and one nurse, whose data will be excluded, and reviewed by three maternity clinicians outside the sample. Full interview guides are provided in Appendices A and B of Form 1.</w:t>
+        <w:t xml:space="preserve">A brief demographic form will be completed at each interview, and field notes will be written within 24 hours. Interview guides will be piloted with one woman and one nurse, whose data will be excluded, and reviewed by three maternity clinicians outside the sample. Full interview guides, in English and Arabic, are provided in Appendices A and B of Form 1 and in Documents 06 and 07.</w:t>
       </w:r>
     </w:p>
     <w:p>
@@ -6363,7 +6363,7 @@
                 <w:rtl w:val="true"/>
               </w:rPr>
               <w:tab/>
-              <w:t>□</w:t>
+              <w:t>☒</w:t>
             </w:r>
             <w:r>
               <w:rPr>
@@ -6866,7 +6866,7 @@
                 <w:szCs w:val="24"/>
                 <w:rtl w:val="true"/>
               </w:rPr>
-              <w:t>□</w:t>
+              <w:t>☒</w:t>
             </w:r>
             <w:r>
               <w:rPr>
@@ -7152,7 +7152,7 @@
                 <w:szCs w:val="24"/>
                 <w:rtl w:val="true"/>
               </w:rPr>
-              <w:t>□</w:t>
+              <w:t>☒</w:t>
             </w:r>
             <w:r>
               <w:rPr>
@@ -7378,7 +7378,7 @@
                 <w:szCs w:val="24"/>
                 <w:rtl w:val="true"/>
               </w:rPr>
-              <w:t>□</w:t>
+              <w:t>☒</w:t>
             </w:r>
             <w:r>
               <w:rPr>
@@ -7462,7 +7462,7 @@
                 <w:szCs w:val="24"/>
                 <w:rtl w:val="true"/>
               </w:rPr>
-              <w:t>□</w:t>
+              <w:t>☒</w:t>
             </w:r>
             <w:r>
               <w:rPr>
@@ -7775,7 +7775,7 @@
                 <w:szCs w:val="24"/>
                 <w:rtl w:val="true"/>
               </w:rPr>
-              <w:t>□</w:t>
+              <w:t>☒</w:t>
             </w:r>
             <w:r>
               <w:rPr>
@@ -8578,7 +8578,7 @@
                 <w:rtl w:val="true"/>
                 <w:lang w:val="en-GB"/>
               </w:rPr>
-              <w:t xml:space="preserve">□ </w:t>
+              <w:t xml:space="preserve">☒ </w:t>
             </w:r>
             <w:r>
               <w:rPr>
@@ -9359,7 +9359,7 @@
                 <w:szCs w:val="24"/>
                 <w:rtl w:val="true"/>
               </w:rPr>
-              <w:t>□</w:t>
+              <w:t>☒</w:t>
             </w:r>
             <w:r>
               <w:rPr>
@@ -9563,7 +9563,7 @@
                 <w:szCs w:val="24"/>
                 <w:rtl w:val="true"/>
               </w:rPr>
-              <w:t>□</w:t>
+              <w:t>☒</w:t>
             </w:r>
             <w:r>
               <w:rPr>
@@ -9627,7 +9627,7 @@
                 <w:szCs w:val="24"/>
                 <w:rtl w:val="true"/>
               </w:rPr>
-              <w:t xml:space="preserve">                                                                                                                        □</w:t>
+              <w:t xml:space="preserve">                                                                                                                        ☒</w:t>
             </w:r>
             <w:r>
               <w:rPr>
@@ -9746,7 +9746,7 @@
                 <w:szCs w:val="24"/>
                 <w:rtl w:val="true"/>
               </w:rPr>
-              <w:t>□</w:t>
+              <w:t>☒</w:t>
             </w:r>
             <w:r>
               <w:rPr>
@@ -9857,7 +9857,7 @@
                 <w:szCs w:val="24"/>
                 <w:rtl w:val="true"/>
               </w:rPr>
-              <w:t>□</w:t>
+              <w:t>☒</w:t>
             </w:r>
             <w:r>
               <w:rPr>
@@ -9957,7 +9957,7 @@
                 <w:szCs w:val="24"/>
                 <w:rtl w:val="true"/>
               </w:rPr>
-              <w:t>□</w:t>
+              <w:t>☒</w:t>
             </w:r>
             <w:r>
               <w:rPr>
@@ -10411,7 +10411,7 @@
                 <w:szCs w:val="24"/>
                 <w:rtl w:val="true"/>
               </w:rPr>
-              <w:t>□</w:t>
+              <w:t>☒</w:t>
             </w:r>
             <w:r>
               <w:rPr>
@@ -10579,7 +10579,7 @@
                 <w:szCs w:val="24"/>
                 <w:rtl w:val="true"/>
               </w:rPr>
-              <w:t>□</w:t>
+              <w:t>☒</w:t>
             </w:r>
             <w:r>
               <w:rPr>
@@ -10860,7 +10860,7 @@
                 <w:szCs w:val="24"/>
                 <w:rtl w:val="true"/>
               </w:rPr>
-              <w:t>□</w:t>
+              <w:t>☒</w:t>
             </w:r>
             <w:r>
               <w:rPr>
@@ -11212,7 +11212,7 @@
                 <w:szCs w:val="24"/>
                 <w:rtl w:val="true"/>
               </w:rPr>
-              <w:t>□</w:t>
+              <w:t>☒</w:t>
             </w:r>
             <w:r>
               <w:rPr>
@@ -11386,7 +11386,7 @@
                 <w:szCs w:val="24"/>
                 <w:rtl w:val="true"/>
               </w:rPr>
-              <w:t>□</w:t>
+              <w:t>☒</w:t>
             </w:r>
             <w:r>
               <w:rPr>
@@ -11766,7 +11766,7 @@
                 <w:szCs w:val="24"/>
                 <w:rtl w:val="true"/>
               </w:rPr>
-              <w:t>□</w:t>
+              <w:t>☒</w:t>
             </w:r>
             <w:r>
               <w:rPr>
@@ -12012,7 +12012,7 @@
                 <w:szCs w:val="24"/>
                 <w:rtl w:val="true"/>
               </w:rPr>
-              <w:t>□</w:t>
+              <w:t>☒</w:t>
             </w:r>
             <w:r>
               <w:rPr>
@@ -12262,7 +12262,7 @@
                 <w:szCs w:val="24"/>
                 <w:rtl w:val="true"/>
               </w:rPr>
-              <w:t>□</w:t>
+              <w:t>☒</w:t>
             </w:r>
             <w:r>
               <w:rPr>
